--- a/Rapid Cortex Internal Docs/RC_NFC_Tag_Installation_Guide.docx
+++ b/Rapid Cortex Internal Docs/RC_NFC_Tag_Installation_Guide.docx
@@ -59,7 +59,7 @@
                 <w:sz w:val="28"/>
                 <w:szCs w:val="28"/>
               </w:rPr>
-              <w:t>RAPID CORTEX</w:t>
+              <w:t>NEXCORT IQ</w:t>
             </w:r>
           </w:p>
           <w:p>
@@ -92,7 +92,7 @@
                 <w:sz w:val="22"/>
                 <w:szCs w:val="22"/>
               </w:rPr>
-              <w:t>Rapid Cortex Campus · Rapid Cortex Venue</w:t>
+              <w:t>NexCort iQ Campus · NexCort iQ Venue</w:t>
             </w:r>
           </w:p>
           <w:p>
@@ -288,7 +288,7 @@
         <w:contextualSpacing/>
       </w:pPr>
       <w:r>
-        <w:t>For Rapid Cortex, each NFC tag is programmed with a unique reporting URL tied to your agency and location. When someone taps the sign, they go directly to the safety reporting form for that exact location. The report is received instantly by your security team.</w:t>
+        <w:t>For NexCort iQ, each NFC tag is programmed with a unique reporting URL tied to your agency and location. When someone taps the sign, they go directly to the safety reporting form for that exact location. The report is received instantly by your security team.</w:t>
       </w:r>
     </w:p>
     <w:p>
@@ -414,7 +414,7 @@
         <w:contextualSpacing/>
       </w:pPr>
       <w:r>
-        <w:t>Create the location in the Rapid Cortex web app, then program tags with the RC Mobile App. Buy blank NTAG213 stickers (Amazon is fine for tags only).</w:t>
+        <w:t>Create the location in the NexCort iQ web app, then program tags with the RC Mobile App. Buy blank NTAG213 stickers (Amazon is fine for tags only).</w:t>
       </w:r>
     </w:p>
     <w:p>
@@ -848,7 +848,7 @@
                 <w:sz w:val="19"/>
                 <w:szCs w:val="19"/>
               </w:rPr>
-              <w:t>App Store / Google Play — search Rapid Cortex</w:t>
+              <w:t>App Store / Google Play — search NexCort iQ</w:t>
             </w:r>
           </w:p>
         </w:tc>
@@ -886,7 +886,7 @@
                 <w:sz w:val="19"/>
                 <w:szCs w:val="19"/>
               </w:rPr>
-              <w:t>Location created in Rapid Cortex</w:t>
+              <w:t>Location created in NexCort iQ</w:t>
             </w:r>
           </w:p>
         </w:tc>
@@ -1366,7 +1366,7 @@
                 <w:sz w:val="18"/>
                 <w:szCs w:val="18"/>
               </w:rPr>
-              <w:t>Log in to Rapid Cortex and generate the URL for this sign location</w:t>
+              <w:t>Log in to NexCort iQ and generate the URL for this sign location</w:t>
             </w:r>
           </w:p>
         </w:tc>
@@ -1382,7 +1382,7 @@
         <w:spacing w:before="60" w:after="60"/>
       </w:pPr>
       <w:r>
-        <w:t>Each physical sign location gets its own unique URL. You generate this in the Rapid Cortex admin dashboard.</w:t>
+        <w:t>Each physical sign location gets its own unique URL. You generate this in the NexCort iQ admin dashboard.</w:t>
       </w:r>
     </w:p>
     <w:p>
@@ -1481,7 +1481,7 @@
                 <w:sz w:val="22"/>
                 <w:szCs w:val="22"/>
               </w:rPr>
-              <w:t>Log in to the Rapid Cortex admin dashboard</w:t>
+              <w:t>Log in to the NexCort iQ admin dashboard</w:t>
             </w:r>
           </w:p>
           <w:p>
@@ -1612,7 +1612,7 @@
               <w:rPr>
                 <w:color w:val="4B5563"/>
               </w:rPr>
-              <w:t>From the sidebar, select your agency, then click “QR &amp; NFC Codes.” RC platform admins go to RC Admin → Agencies → [Agency] → QR &amp; NFC Codes.</w:t>
+              <w:t>From the sidebar, select your agency, then click “QR &amp; NFC Codes.” RC platform admins go to NC Admin → Agencies → [Agency] → QR &amp; NFC Codes.</w:t>
             </w:r>
           </w:p>
         </w:tc>
@@ -2055,7 +2055,7 @@
               </w:rPr>
               <w:t>Program the NFC Tag</w:t>
               <w:br/>
-              <w:t>Use the Rapid Cortex Mobile App to write the URL to the tag — no third-party tools.</w:t>
+              <w:t>Use the NexCort iQ Mobile App to write the URL to the tag — no third-party tools.</w:t>
             </w:r>
           </w:p>
           <w:p>
@@ -2181,7 +2181,7 @@
               </w:rPr>
               <w:t>Download the RC Mobile App</w:t>
               <w:br/>
-              <w:t>Search “Rapid Cortex” in the App Store (iOS) or Google Play (Android). Sign in with the same account you use on the web.</w:t>
+              <w:t>Search “NexCort iQ” in the App Store (iOS) or Google Play (Android). Sign in with the same account you use on the web.</w:t>
             </w:r>
           </w:p>
           <w:p>
@@ -2690,7 +2690,7 @@
               </w:rPr>
               <w:t>Wait for Tag programmed successfully</w:t>
               <w:br/>
-              <w:t>Then tap the tag to confirm the Rapid Cortex report form opens. Use Write Another for extra tags at the same location.</w:t>
+              <w:t>Then tap the tag to confirm the NexCort iQ report form opens. Use Write Another for extra tags at the same location.</w:t>
             </w:r>
           </w:p>
           <w:p>
@@ -2814,7 +2814,7 @@
               </w:rPr>
               <w:t>Stay in the RC app</w:t>
               <w:br/>
-              <w:t>Do not switch to NFC Tools or any other NFC utility. Rapid Cortex writes and verifies the tag.</w:t>
+              <w:t>Do not switch to NFC Tools or any other NFC utility. NexCort iQ writes and verifies the tag.</w:t>
             </w:r>
           </w:p>
           <w:p>
@@ -3488,7 +3488,7 @@
                 <w:sz w:val="22"/>
                 <w:szCs w:val="22"/>
               </w:rPr>
-              <w:t>The Rapid Cortex report form should open in your browser</w:t>
+              <w:t>The NexCort iQ report form should open in your browser</w:t>
             </w:r>
           </w:p>
           <w:p>
@@ -3611,7 +3611,7 @@
                 <w:sz w:val="22"/>
                 <w:szCs w:val="22"/>
               </w:rPr>
-              <w:t>Check the Rapid Cortex dashboard</w:t>
+              <w:t>Check the NexCort iQ dashboard</w:t>
             </w:r>
           </w:p>
           <w:p>
@@ -5741,7 +5741,7 @@
                 <w:sz w:val="19"/>
                 <w:szCs w:val="19"/>
               </w:rPr>
-              <w:t>Rewrite the tag from the RC Mobile App so it receives a full https:// Rapid Cortex URL. Do not use a third-party NFC writer.</w:t>
+              <w:t>Rewrite the tag from the RC Mobile App so it receives a full https:// NexCort iQ URL. Do not use a third-party NFC writer.</w:t>
             </w:r>
           </w:p>
         </w:tc>
@@ -5951,7 +5951,7 @@
                 <w:sz w:val="19"/>
                 <w:szCs w:val="19"/>
               </w:rPr>
-              <w:t>Go to the Rapid Cortex dashboard, find this QR code record, and update the Zone Name field. Changes take effect immediately without reprogramming the tag.</w:t>
+              <w:t>Go to the NexCort iQ dashboard, find this QR code record, and update the Zone Name field. Changes take effect immediately without reprogramming the tag.</w:t>
             </w:r>
           </w:p>
         </w:tc>
@@ -6530,7 +6530,7 @@
               <w:rPr>
                 <w:color w:val="AABBDD"/>
               </w:rPr>
-              <w:t>Contact Rapid Cortex Support</w:t>
+              <w:t>Contact NexCort iQ Support</w:t>
             </w:r>
           </w:p>
           <w:p>
@@ -6725,7 +6725,7 @@
         <w:sz w:val="18"/>
         <w:szCs w:val="18"/>
       </w:rPr>
-      <w:t>RAPID CORTEX</w:t>
+      <w:t>NEXCORT IQ</w:t>
     </w:r>
     <w:r>
       <w:rPr>
